--- a/a7/build/out/u4/A7 4.04  Question Bank - Additional Key.docx
+++ b/a7/build/out/u4/A7 4.04  Question Bank - Additional Key.docx
@@ -2470,7 +2470,7 @@
                 <w:color w:val="1A1A1A"/>
                 <w:sz w:val="22"/>
               </w:rPr>
-              <w:t xml:space="preserve">  cm. Which is the area, written correctly?</w:t>
+              <w:t xml:space="preserve">  cm. Which is the area, in scientific notation with the correct number of significant digits?</w:t>
             </w:r>
           </w:p>
           <w:p>

--- a/a7/build/out/u4/A7 4.04  Question Bank - Additional Key.docx
+++ b/a7/build/out/u4/A7 4.04  Question Bank - Additional Key.docx
@@ -2483,84 +2483,6 @@
                 <w:rFonts w:ascii="FreeSerif" w:hAnsi="FreeSerif" w:eastAsia="FreeSerif"/>
                 <w:b w:val="0"/>
                 <w:i w:val="0"/>
-                <w:color w:val="9E1B32"/>
-                <w:sz w:val="22"/>
-              </w:rPr>
-              <w:t xml:space="preserve">●   </w:t>
-            </w:r>
-            <w:r>
-              <w:rPr>
-                <w:b/>
-                <w:i w:val="0"/>
-                <w:color w:val="9E1B32"/>
-                <w:sz w:val="22"/>
-              </w:rPr>
-              <w:t xml:space="preserve">A.  </w:t>
-            </w:r>
-            <w:r>
-              <w:drawing>
-                <wp:inline xmlns:a="http://schemas.openxmlformats.org/drawingml/2006/main" xmlns:pic="http://schemas.openxmlformats.org/drawingml/2006/picture">
-                  <wp:extent cx="569976" cy="146304"/>
-                  <wp:docPr id="25" name="Picture 25"/>
-                  <wp:cNvGraphicFramePr>
-                    <a:graphicFrameLocks noChangeAspect="1"/>
-                  </wp:cNvGraphicFramePr>
-                  <a:graphic>
-                    <a:graphicData uri="http://schemas.openxmlformats.org/drawingml/2006/picture">
-                      <pic:pic>
-                        <pic:nvPicPr>
-                          <pic:cNvPr id="0" name="c8ad4a06fcd51d13.png"/>
-                          <pic:cNvPicPr/>
-                        </pic:nvPicPr>
-                        <pic:blipFill>
-                          <a:blip r:embed="rId33"/>
-                          <a:stretch>
-                            <a:fillRect/>
-                          </a:stretch>
-                        </pic:blipFill>
-                        <pic:spPr>
-                          <a:xfrm>
-                            <a:off x="0" y="0"/>
-                            <a:ext cx="569976" cy="146304"/>
-                          </a:xfrm>
-                          <a:prstGeom prst="rect"/>
-                        </pic:spPr>
-                      </pic:pic>
-                    </a:graphicData>
-                  </a:graphic>
-                </wp:inline>
-              </w:drawing>
-            </w:r>
-            <w:r>
-              <w:rPr>
-                <w:b/>
-                <w:i w:val="0"/>
-                <w:color w:val="9E1B32"/>
-                <w:sz w:val="22"/>
-              </w:rPr>
-              <w:t xml:space="preserve"> cm</w:t>
-            </w:r>
-            <w:r>
-              <w:rPr>
-                <w:b/>
-                <w:i w:val="0"/>
-                <w:color w:val="9E1B32"/>
-                <w:sz w:val="22"/>
-                <w:vertAlign w:val="superscript"/>
-              </w:rPr>
-              <w:t>2</w:t>
-            </w:r>
-          </w:p>
-          <w:p>
-            <w:pPr>
-              <w:spacing w:before="40" w:after="40"/>
-              <w:ind w:left="1300" w:hanging="380"/>
-            </w:pPr>
-            <w:r>
-              <w:rPr>
-                <w:rFonts w:ascii="FreeSerif" w:hAnsi="FreeSerif" w:eastAsia="FreeSerif"/>
-                <w:b w:val="0"/>
-                <w:i w:val="0"/>
                 <w:color w:val="1A1A1A"/>
                 <w:sz w:val="22"/>
               </w:rPr>
@@ -2573,13 +2495,13 @@
                 <w:color w:val="1A1A1A"/>
                 <w:sz w:val="22"/>
               </w:rPr>
-              <w:t xml:space="preserve">B.  </w:t>
+              <w:t xml:space="preserve">A.  </w:t>
             </w:r>
             <w:r>
               <w:drawing>
                 <wp:inline xmlns:a="http://schemas.openxmlformats.org/drawingml/2006/main" xmlns:pic="http://schemas.openxmlformats.org/drawingml/2006/picture">
-                  <wp:extent cx="533400" cy="146304"/>
-                  <wp:docPr id="26" name="Picture 26"/>
+                  <wp:extent cx="573024" cy="146304"/>
+                  <wp:docPr id="25" name="Picture 25"/>
                   <wp:cNvGraphicFramePr>
                     <a:graphicFrameLocks noChangeAspect="1"/>
                   </wp:cNvGraphicFramePr>
@@ -2587,11 +2509,11 @@
                     <a:graphicData uri="http://schemas.openxmlformats.org/drawingml/2006/picture">
                       <pic:pic>
                         <pic:nvPicPr>
-                          <pic:cNvPr id="0" name="ae6faf902bd4e48e.png"/>
+                          <pic:cNvPr id="0" name="5ac882f4ed4592a3.png"/>
                           <pic:cNvPicPr/>
                         </pic:nvPicPr>
                         <pic:blipFill>
-                          <a:blip r:embed="rId34"/>
+                          <a:blip r:embed="rId33"/>
                           <a:stretch>
                             <a:fillRect/>
                           </a:stretch>
@@ -2599,7 +2521,7 @@
                         <pic:spPr>
                           <a:xfrm>
                             <a:off x="0" y="0"/>
-                            <a:ext cx="533400" cy="146304"/>
+                            <a:ext cx="573024" cy="146304"/>
                           </a:xfrm>
                           <a:prstGeom prst="rect"/>
                         </pic:spPr>
@@ -2651,13 +2573,13 @@
                 <w:color w:val="1A1A1A"/>
                 <w:sz w:val="22"/>
               </w:rPr>
-              <w:t xml:space="preserve">C.  </w:t>
+              <w:t xml:space="preserve">B.  </w:t>
             </w:r>
             <w:r>
               <w:drawing>
                 <wp:inline xmlns:a="http://schemas.openxmlformats.org/drawingml/2006/main" xmlns:pic="http://schemas.openxmlformats.org/drawingml/2006/picture">
                   <wp:extent cx="652272" cy="146304"/>
-                  <wp:docPr id="27" name="Picture 27"/>
+                  <wp:docPr id="26" name="Picture 26"/>
                   <wp:cNvGraphicFramePr>
                     <a:graphicFrameLocks noChangeAspect="1"/>
                   </wp:cNvGraphicFramePr>
@@ -2669,7 +2591,7 @@
                           <pic:cNvPicPr/>
                         </pic:nvPicPr>
                         <pic:blipFill>
-                          <a:blip r:embed="rId35"/>
+                          <a:blip r:embed="rId34"/>
                           <a:stretch>
                             <a:fillRect/>
                           </a:stretch>
@@ -2729,13 +2651,13 @@
                 <w:color w:val="1A1A1A"/>
                 <w:sz w:val="22"/>
               </w:rPr>
-              <w:t xml:space="preserve">D.  </w:t>
+              <w:t xml:space="preserve">C.  </w:t>
             </w:r>
             <w:r>
               <w:drawing>
                 <wp:inline xmlns:a="http://schemas.openxmlformats.org/drawingml/2006/main" xmlns:pic="http://schemas.openxmlformats.org/drawingml/2006/picture">
-                  <wp:extent cx="573024" cy="146304"/>
-                  <wp:docPr id="28" name="Picture 28"/>
+                  <wp:extent cx="533400" cy="146304"/>
+                  <wp:docPr id="27" name="Picture 27"/>
                   <wp:cNvGraphicFramePr>
                     <a:graphicFrameLocks noChangeAspect="1"/>
                   </wp:cNvGraphicFramePr>
@@ -2743,11 +2665,11 @@
                     <a:graphicData uri="http://schemas.openxmlformats.org/drawingml/2006/picture">
                       <pic:pic>
                         <pic:nvPicPr>
-                          <pic:cNvPr id="0" name="5ac882f4ed4592a3.png"/>
+                          <pic:cNvPr id="0" name="ae6faf902bd4e48e.png"/>
                           <pic:cNvPicPr/>
                         </pic:nvPicPr>
                         <pic:blipFill>
-                          <a:blip r:embed="rId36"/>
+                          <a:blip r:embed="rId35"/>
                           <a:stretch>
                             <a:fillRect/>
                           </a:stretch>
@@ -2755,7 +2677,7 @@
                         <pic:spPr>
                           <a:xfrm>
                             <a:off x="0" y="0"/>
-                            <a:ext cx="573024" cy="146304"/>
+                            <a:ext cx="533400" cy="146304"/>
                           </a:xfrm>
                           <a:prstGeom prst="rect"/>
                         </pic:spPr>
@@ -2787,6 +2709,84 @@
           </w:p>
           <w:p>
             <w:pPr>
+              <w:spacing w:before="40" w:after="40"/>
+              <w:ind w:left="1300" w:hanging="380"/>
+            </w:pPr>
+            <w:r>
+              <w:rPr>
+                <w:rFonts w:ascii="FreeSerif" w:hAnsi="FreeSerif" w:eastAsia="FreeSerif"/>
+                <w:b w:val="0"/>
+                <w:i w:val="0"/>
+                <w:color w:val="9E1B32"/>
+                <w:sz w:val="22"/>
+              </w:rPr>
+              <w:t xml:space="preserve">●   </w:t>
+            </w:r>
+            <w:r>
+              <w:rPr>
+                <w:b/>
+                <w:i w:val="0"/>
+                <w:color w:val="9E1B32"/>
+                <w:sz w:val="22"/>
+              </w:rPr>
+              <w:t xml:space="preserve">D.  </w:t>
+            </w:r>
+            <w:r>
+              <w:drawing>
+                <wp:inline xmlns:a="http://schemas.openxmlformats.org/drawingml/2006/main" xmlns:pic="http://schemas.openxmlformats.org/drawingml/2006/picture">
+                  <wp:extent cx="569976" cy="146304"/>
+                  <wp:docPr id="28" name="Picture 28"/>
+                  <wp:cNvGraphicFramePr>
+                    <a:graphicFrameLocks noChangeAspect="1"/>
+                  </wp:cNvGraphicFramePr>
+                  <a:graphic>
+                    <a:graphicData uri="http://schemas.openxmlformats.org/drawingml/2006/picture">
+                      <pic:pic>
+                        <pic:nvPicPr>
+                          <pic:cNvPr id="0" name="c8ad4a06fcd51d13.png"/>
+                          <pic:cNvPicPr/>
+                        </pic:nvPicPr>
+                        <pic:blipFill>
+                          <a:blip r:embed="rId36"/>
+                          <a:stretch>
+                            <a:fillRect/>
+                          </a:stretch>
+                        </pic:blipFill>
+                        <pic:spPr>
+                          <a:xfrm>
+                            <a:off x="0" y="0"/>
+                            <a:ext cx="569976" cy="146304"/>
+                          </a:xfrm>
+                          <a:prstGeom prst="rect"/>
+                        </pic:spPr>
+                      </pic:pic>
+                    </a:graphicData>
+                  </a:graphic>
+                </wp:inline>
+              </w:drawing>
+            </w:r>
+            <w:r>
+              <w:rPr>
+                <w:b/>
+                <w:i w:val="0"/>
+                <w:color w:val="9E1B32"/>
+                <w:sz w:val="22"/>
+              </w:rPr>
+              <w:t xml:space="preserve"> cm</w:t>
+            </w:r>
+            <w:r>
+              <w:rPr>
+                <w:b/>
+                <w:i w:val="0"/>
+                <w:color w:val="9E1B32"/>
+                <w:sz w:val="22"/>
+                <w:vertAlign w:val="superscript"/>
+              </w:rPr>
+              <w:t>2</w:t>
+            </w:r>
+          </w:p>
+          <w:p>
+            <w:pPr>
               <w:spacing w:before="40" w:after="60"/>
               <w:ind w:left="420"/>
             </w:pPr>
@@ -2797,7 +2797,7 @@
                 <w:color w:val="9E1B32"/>
                 <w:sz w:val="22"/>
               </w:rPr>
-              <w:t>A</w:t>
+              <w:t>D</w:t>
             </w:r>
           </w:p>
         </w:tc>

--- a/a7/build/out/u4/A7 4.04  Question Bank - Additional Key.docx
+++ b/a7/build/out/u4/A7 4.04  Question Bank - Additional Key.docx
@@ -357,7 +357,7 @@
                 <w:color w:val="1A1A1A"/>
                 <w:sz w:val="22"/>
               </w:rPr>
-              <w:t>0.00062 metres</w:t>
+              <w:t>0.00062 meters</w:t>
             </w:r>
           </w:p>
           <w:p>
@@ -798,7 +798,7 @@
                 <w:color w:val="9E1B32"/>
                 <w:sz w:val="22"/>
               </w:rPr>
-              <w:t xml:space="preserve"> square metres</w:t>
+              <w:t xml:space="preserve"> square meters</w:t>
             </w:r>
           </w:p>
           <w:p>
